--- a/docs/note_courte_exposition_tension.docx
+++ b/docs/note_courte_exposition_tension.docx
@@ -43,7 +43,7 @@
           <w:sz w:val="22"/>
           <w:szCs w:val="22"/>
         </w:rPr>
-        <w:t xml:space="preserve">Ce que mesure l’estimation des départs, ce qu’ajoute l’exposition au recrutement difficile, et comment lire les résultats.</w:t>
+        <w:t xml:space="preserve">Ce que mesure l’estimation des départs, ce qu’ajoute la part des remplacements difficiles, et comment lire les résultats.</w:t>
       </w:r>
     </w:p>
     <w:p>
@@ -298,7 +298,7 @@
           <w:sz w:val="21"/>
           <w:szCs w:val="21"/>
         </w:rPr>
-        <w:t xml:space="preserve">exposition</w:t>
+        <w:t xml:space="preserve">part des remplacements difficiles</w:t>
       </w:r>
       <w:r>
         <w:rPr>
@@ -426,16 +426,16 @@
           <w:sz w:val="21"/>
           <w:szCs w:val="21"/>
         </w:rPr>
-        <w:t xml:space="preserve">L’exposition d’un département.</w:t>
-      </w:r>
-      <w:r>
-        <w:rPr>
-          <w:rFonts w:ascii="Calibri" w:cs="Calibri" w:eastAsia="Calibri" w:hAnsi="Calibri"/>
-          <w:color w:val="1F2933"/>
-          <w:sz w:val="21"/>
-          <w:szCs w:val="21"/>
-        </w:rPr>
-        <w:t xml:space="preserve"> Sur 100 départs attendus d’ici 2030 dans les métiers stratégiques du département, combien concernent des métiers en tension ? C’est l’exposition. Elle porte sur les seuls départs définitifs décrits plus haut : un métier pénible et en tension peut donc être sous-estimé, sur ses départs comme sur son exposition. Elle est comparée à la même part calculée pour la France entière, et classée faible, modérée ou forte.</w:t>
+        <w:t xml:space="preserve">La part des remplacements difficiles d’un département.</w:t>
+      </w:r>
+      <w:r>
+        <w:rPr>
+          <w:rFonts w:ascii="Calibri" w:cs="Calibri" w:eastAsia="Calibri" w:hAnsi="Calibri"/>
+          <w:color w:val="1F2933"/>
+          <w:sz w:val="21"/>
+          <w:szCs w:val="21"/>
+        </w:rPr>
+        <w:t xml:space="preserve"> Sur 100 salariés à remplacer d’ici 2030 dans les métiers stratégiques du département, combien partent de métiers où l’on peine déjà à recruter en France ? C’est la part des remplacements difficiles. Elle porte sur les seuls départs définitifs décrits plus haut : un métier pénible et en tension peut donc être sous-estimé, sur ses départs comme sur cette part. Elle est comparée à la même part calculée pour la France entière, et classée faible, modérée ou forte.</w:t>
       </w:r>
     </w:p>
     <w:p>
@@ -449,7 +449,7 @@
           <w:sz w:val="21"/>
           <w:szCs w:val="21"/>
         </w:rPr>
-        <w:t xml:space="preserve">Deux précautions. L’exposition n’est pas interprétée quand les métiers stratégiques pèsent trop peu dans les départs du département, car elle reposerait sur trop peu de cas. Elle est marquée « à confirmer » lorsqu’un petit changement d’hypothèse la ferait changer de classe ; sinon elle est « robuste ».</w:t>
+        <w:t xml:space="preserve">Deux précautions. La part n’est pas interprétée quand les métiers stratégiques pèsent trop peu dans les départs du département, car elle reposerait sur trop peu de cas. Elle est marquée « à confirmer » lorsqu’un petit changement d’hypothèse la ferait changer de classe ; sinon elle est « robuste ».</w:t>
       </w:r>
     </w:p>
     <w:p>
@@ -1071,7 +1071,7 @@
           <w:sz w:val="21"/>
           <w:szCs w:val="21"/>
         </w:rPr>
-        <w:t xml:space="preserve"> dit combien de salariés partent et à quel rythme. Les départements hachurés sont ceux dont l’exposition est forte.</w:t>
+        <w:t xml:space="preserve"> dit combien de salariés partent et à quel rythme. Les départements hachurés sont ceux dont la part des remplacements difficiles est forte.</w:t>
       </w:r>
     </w:p>
     <w:p>
@@ -1217,7 +1217,7 @@
           <w:sz w:val="21"/>
           <w:szCs w:val="21"/>
         </w:rPr>
-        <w:t xml:space="preserve">. Un département « exposé » n’est pas un département qui manque de candidats ; c’est un département dont les départs tombent sur des métiers tendus partout.</w:t>
+        <w:t xml:space="preserve">. Un département à forte part de remplacements difficiles n’est pas un département qui manque de candidats ; c’est un département dont les départs tombent sur des métiers tendus partout.</w:t>
       </w:r>
     </w:p>
     <w:p>
@@ -1291,7 +1291,7 @@
           <w:sz w:val="21"/>
           <w:szCs w:val="21"/>
         </w:rPr>
-        <w:t xml:space="preserve">Dans un département imaginaire, 300 départs sont attendus d’ici 2030 dans les métiers stratégiques, dont 210 dans des métiers en tension : exposition 70 %, contre 55 % en France, classe forte.</w:t>
+        <w:t xml:space="preserve">Dans un département imaginaire, 300 départs sont attendus d’ici 2030 dans les métiers stratégiques, dont 210 dans des métiers en tension : part des remplacements difficiles 70 %, contre 55 % en France, classe forte.</w:t>
       </w:r>
     </w:p>
     <w:p>

--- a/docs/note_courte_exposition_tension.docx
+++ b/docs/note_courte_exposition_tension.docx
@@ -410,7 +410,27 @@
           <w:sz w:val="21"/>
           <w:szCs w:val="21"/>
         </w:rPr>
-        <w:t xml:space="preserve"> à partir de 4.</w:t>
+        <w:t xml:space="preserve"> à partir de 4. </w:t>
+      </w:r>
+      <w:r>
+        <w:rPr>
+          <w:rFonts w:ascii="Calibri" w:cs="Calibri" w:eastAsia="Calibri" w:hAnsi="Calibri"/>
+          <w:b/>
+          <w:bCs/>
+          <w:color w:val="1F2933"/>
+          <w:sz w:val="21"/>
+          <w:szCs w:val="21"/>
+        </w:rPr>
+        <w:t xml:space="preserve">La tension des autres métiers n’est pas observée</w:t>
+      </w:r>
+      <w:r>
+        <w:rPr>
+          <w:rFonts w:ascii="Calibri" w:cs="Calibri" w:eastAsia="Calibri" w:hAnsi="Calibri"/>
+          <w:color w:val="1F2933"/>
+          <w:sz w:val="21"/>
+          <w:szCs w:val="21"/>
+        </w:rPr>
+        <w:t xml:space="preserve"> : tous les résultats qui suivent valent pour cette liste, et un zéro veut dire « aucun parmi les métiers suivis », pas « aucun ».</w:t>
       </w:r>
     </w:p>
     <w:p>
@@ -1150,6 +1170,31 @@
           <w:szCs w:val="24"/>
         </w:rPr>
         <w:t xml:space="preserve">Ce que la note ne dit pas</w:t>
+      </w:r>
+    </w:p>
+    <w:p>
+      <w:pPr>
+        <w:spacing w:after="160" w:before="0" w:line="300"/>
+      </w:pPr>
+      <w:r>
+        <w:rPr>
+          <w:rFonts w:ascii="Calibri" w:cs="Calibri" w:eastAsia="Calibri" w:hAnsi="Calibri"/>
+          <w:b/>
+          <w:bCs/>
+          <w:color w:val="1F2933"/>
+          <w:sz w:val="21"/>
+          <w:szCs w:val="21"/>
+        </w:rPr>
+        <w:t xml:space="preserve">L’information est partielle.</w:t>
+      </w:r>
+      <w:r>
+        <w:rPr>
+          <w:rFonts w:ascii="Calibri" w:cs="Calibri" w:eastAsia="Calibri" w:hAnsi="Calibri"/>
+          <w:color w:val="1F2933"/>
+          <w:sz w:val="21"/>
+          <w:szCs w:val="21"/>
+        </w:rPr>
+        <w:t xml:space="preserve"> La tension n’est connue que pour les métiers stratégiques de la liste. D’autres métiers peuvent être en tension sans que nous le sachions ; la couverture, affichée pour chaque département, dit quelle part des départs est observée.</w:t>
       </w:r>
     </w:p>
     <w:p>

--- a/docs/note_courte_exposition_tension.docx
+++ b/docs/note_courte_exposition_tension.docx
@@ -1122,6 +1122,36 @@
           <w:szCs w:val="21"/>
         </w:rPr>
         <w:t xml:space="preserve"> cumule les deux difficultés : il remplace beaucoup de salariés, dans des métiers où il sera difficile de recruter. Ces départements sont nommés en tête de la fiche.</w:t>
+      </w:r>
+    </w:p>
+    <w:p>
+      <w:pPr>
+        <w:pStyle w:val="ListParagraph"/>
+        <w:numPr>
+          <w:ilvl w:val="0"/>
+          <w:numId w:val="2"/>
+        </w:numPr>
+        <w:spacing w:after="110" w:before="0" w:line="300"/>
+      </w:pPr>
+      <w:r>
+        <w:rPr>
+          <w:rFonts w:ascii="Calibri" w:cs="Calibri" w:eastAsia="Calibri" w:hAnsi="Calibri"/>
+          <w:b/>
+          <w:bCs/>
+          <w:color w:val="1F2933"/>
+          <w:sz w:val="21"/>
+          <w:szCs w:val="21"/>
+        </w:rPr>
+        <w:t xml:space="preserve">La fiche des territoires</w:t>
+      </w:r>
+      <w:r>
+        <w:rPr>
+          <w:rFonts w:ascii="Calibri" w:cs="Calibri" w:eastAsia="Calibri" w:hAnsi="Calibri"/>
+          <w:color w:val="1F2933"/>
+          <w:sz w:val="21"/>
+          <w:szCs w:val="21"/>
+        </w:rPr>
+        <w:t xml:space="preserve"> classe les régions puis les départements par nombre de départs attendus dans les métiers suivis en tension, en rappelant le profil de chacun. Chaque chiffre est un minimum : les métiers dont la tension n’est pas connue ne sont pas comptés.</w:t>
       </w:r>
     </w:p>
     <w:p>

--- a/docs/note_courte_exposition_tension.docx
+++ b/docs/note_courte_exposition_tension.docx
@@ -381,7 +381,7 @@
           <w:sz w:val="21"/>
           <w:szCs w:val="21"/>
         </w:rPr>
-        <w:t xml:space="preserve">Une liste de métiers stratégiques.</w:t>
+        <w:t xml:space="preserve">Une liste de métiers de la première sous-liste.</w:t>
       </w:r>
       <w:r>
         <w:rPr>
@@ -455,7 +455,7 @@
           <w:sz w:val="21"/>
           <w:szCs w:val="21"/>
         </w:rPr>
-        <w:t xml:space="preserve"> Sur 100 salariés à remplacer d’ici 2030 dans les métiers stratégiques du département, combien partent de métiers où l’on peine déjà à recruter en France ? C’est la part des remplacements difficiles. Elle porte sur les seuls départs définitifs décrits plus haut : un métier pénible et en tension peut donc être sous-estimé, sur ses départs comme sur cette part. Elle est comparée à la même part calculée pour la France entière, et classée faible, modérée ou forte.</w:t>
+        <w:t xml:space="preserve"> Sur 100 salariés à remplacer d’ici 2030 dans les métiers de la première sous-liste du département, combien partent de métiers où l’on peine déjà à recruter en France ? C’est la part des remplacements difficiles. Elle porte sur les seuls départs définitifs décrits plus haut : un métier pénible et en tension peut donc être sous-estimé, sur ses départs comme sur cette part. Elle est comparée à la même part calculée pour la France entière, et classée faible, modérée ou forte.</w:t>
       </w:r>
     </w:p>
     <w:p>
@@ -469,7 +469,7 @@
           <w:sz w:val="21"/>
           <w:szCs w:val="21"/>
         </w:rPr>
-        <w:t xml:space="preserve">Deux précautions. La part n’est pas interprétée quand les métiers stratégiques pèsent trop peu dans les départs du département, car elle reposerait sur trop peu de cas. Elle est marquée « à confirmer » lorsqu’un petit changement d’hypothèse la ferait changer de classe ; sinon elle est « robuste ».</w:t>
+        <w:t xml:space="preserve">Deux précautions. La part n’est pas interprétée quand les métiers de la première sous-liste pèsent trop peu dans les départs du département, car elle reposerait sur trop peu de cas. Elle est marquée « à confirmer » lorsqu’un petit changement d’hypothèse la ferait changer de classe ; sinon elle est « robuste ».</w:t>
       </w:r>
     </w:p>
     <w:p>
@@ -1181,7 +1181,7 @@
           <w:sz w:val="21"/>
           <w:szCs w:val="21"/>
         </w:rPr>
-        <w:t xml:space="preserve"> classe chaque métier stratégique selon ses départs, rapides ou modérés par rapport à la moyenne, et sa tension, en tension ou non. Les métiers « à départs rapides et en tension » sont ceux où l’anticipation compte le plus.</w:t>
+        <w:t xml:space="preserve"> classe chaque métier de la première sous-liste selon ses départs, rapides ou modérés par rapport à la moyenne, et sa tension, en tension ou non. Les métiers « à départs rapides et en tension » sont ceux où l’anticipation compte le plus.</w:t>
       </w:r>
     </w:p>
     <w:p>
@@ -1224,7 +1224,7 @@
           <w:sz w:val="21"/>
           <w:szCs w:val="21"/>
         </w:rPr>
-        <w:t xml:space="preserve"> La tension n’est connue que pour les métiers stratégiques de la liste. D’autres métiers peuvent être en tension sans que nous le sachions ; la couverture, affichée pour chaque département, dit quelle part des départs est observée.</w:t>
+        <w:t xml:space="preserve"> La tension n’est connue que pour les métiers de la première sous-liste. D’autres métiers peuvent être en tension sans que nous le sachions ; la couverture, affichée pour chaque département, dit quelle part des départs est observée.</w:t>
       </w:r>
     </w:p>
     <w:p>
@@ -1366,7 +1366,7 @@
           <w:sz w:val="21"/>
           <w:szCs w:val="21"/>
         </w:rPr>
-        <w:t xml:space="preserve">Dans un département imaginaire, 300 départs sont attendus d’ici 2030 dans les métiers stratégiques, dont 210 dans des métiers en tension : part des remplacements difficiles 70 %, contre 55 % en France, classe forte.</w:t>
+        <w:t xml:space="preserve">Dans un département imaginaire, 300 départs sont attendus d’ici 2030 dans les métiers de la première sous-liste, dont 210 dans des métiers en tension : part des remplacements difficiles 70 %, contre 55 % en France, classe forte.</w:t>
       </w:r>
     </w:p>
     <w:p>
